--- a/CSE 2206 - Numerical Methods Lab/Lab 3/Lab Report 3.docx
+++ b/CSE 2206 - Numerical Methods Lab/Lab 3/Lab Report 3.docx
@@ -4,60 +4,60 @@
   <w:body>
     <w:p>
       <w:pPr>
-        <w:rPr>
-          <w:rFonts w:asciiTheme="majorBidi" w:hAnsiTheme="majorBidi" w:cstheme="majorBidi"/>
-          <w:b/>
-          <w:bCs/>
-          <w:sz w:val="28"/>
-          <w:szCs w:val="28"/>
-          <w:lang w:val="en-US"/>
-        </w:rPr>
-      </w:pPr>
-      <w:r>
-        <w:rPr>
-          <w:rFonts w:asciiTheme="majorBidi" w:hAnsiTheme="majorBidi" w:cstheme="majorBidi"/>
-          <w:b/>
-          <w:bCs/>
-          <w:sz w:val="28"/>
-          <w:szCs w:val="28"/>
-          <w:lang w:val="en-US"/>
-        </w:rPr>
-        <w:t xml:space="preserve">Problem: </w:t>
-      </w:r>
-      <w:r>
-        <w:rPr>
-          <w:rFonts w:asciiTheme="majorBidi" w:hAnsiTheme="majorBidi" w:cstheme="majorBidi"/>
-          <w:sz w:val="28"/>
-          <w:szCs w:val="28"/>
-        </w:rPr>
-        <w:t>Bisection Method</w:t>
-      </w:r>
-    </w:p>
-    <w:p>
-      <w:pPr>
-        <w:rPr>
-          <w:rFonts w:asciiTheme="majorBidi" w:hAnsiTheme="majorBidi" w:cstheme="majorBidi"/>
-        </w:rPr>
-      </w:pPr>
-      <w:r>
-        <w:rPr>
-          <w:rFonts w:asciiTheme="majorBidi" w:hAnsiTheme="majorBidi" w:cstheme="majorBidi"/>
-          <w:b/>
-          <w:bCs/>
-          <w:sz w:val="24"/>
-          <w:szCs w:val="24"/>
+        <w:jc w:val="left"/>
+        <w:rPr>
+          <w:rFonts w:asciiTheme="majorBidi" w:hAnsiTheme="majorBidi" w:cstheme="majorBidi"/>
+          <w:lang w:val="en-US"/>
+        </w:rPr>
+      </w:pPr>
+      <w:r>
+        <w:rPr>
+          <w:rFonts w:asciiTheme="majorBidi" w:hAnsiTheme="majorBidi" w:cstheme="majorBidi"/>
+          <w:b/>
+          <w:bCs/>
+          <w:lang w:val="en-US"/>
+        </w:rPr>
+        <w:t xml:space="preserve">Experiment No. </w:t>
+      </w:r>
+      <w:r>
+        <w:rPr>
+          <w:rFonts w:asciiTheme="majorBidi" w:hAnsiTheme="majorBidi" w:cstheme="majorBidi"/>
+          <w:lang w:val="en-US"/>
+        </w:rPr>
+        <w:t>02</w:t>
+      </w:r>
+      <w:r>
+        <w:rPr>
+          <w:rFonts w:asciiTheme="majorBidi" w:hAnsiTheme="majorBidi" w:cstheme="majorBidi"/>
+          <w:b/>
+          <w:bCs/>
+          <w:lang w:val="en-US"/>
+        </w:rPr>
+        <w:br/>
+        <w:t xml:space="preserve">Experiment Name: </w:t>
+      </w:r>
+      <w:r>
+        <w:rPr>
+          <w:rFonts w:asciiTheme="majorBidi" w:hAnsiTheme="majorBidi" w:cstheme="majorBidi"/>
+          <w:lang w:val="en-US"/>
+        </w:rPr>
+        <w:t>Implementation of Bisection Method for Solving Non-Linear Equation.</w:t>
+      </w:r>
+    </w:p>
+    <w:p>
+      <w:pPr>
+        <w:rPr>
+          <w:rFonts w:asciiTheme="majorBidi" w:hAnsiTheme="majorBidi" w:cstheme="majorBidi"/>
+        </w:rPr>
+      </w:pPr>
+      <w:r>
+        <w:rPr>
+          <w:rFonts w:asciiTheme="majorBidi" w:hAnsiTheme="majorBidi" w:cstheme="majorBidi"/>
+          <w:b/>
+          <w:bCs/>
           <w:lang w:val="en-US"/>
         </w:rPr>
         <w:t xml:space="preserve">Theory: </w:t>
-      </w:r>
-      <w:r>
-        <w:rPr>
-          <w:rFonts w:asciiTheme="majorBidi" w:hAnsiTheme="majorBidi" w:cstheme="majorBidi"/>
-          <w:b/>
-          <w:bCs/>
-          <w:lang w:val="en-US"/>
-        </w:rPr>
-        <w:br/>
       </w:r>
       <w:r>
         <w:rPr>
@@ -110,7 +110,21 @@
         <w:rPr>
           <w:rFonts w:asciiTheme="majorBidi" w:hAnsiTheme="majorBidi" w:cstheme="majorBidi"/>
         </w:rPr>
-        <w:t>Compute the midpoint: xr = (xl + xu) / 2.</w:t>
+        <w:t xml:space="preserve">Compute the midpoint: </w:t>
+      </w:r>
+      <w:proofErr w:type="spellStart"/>
+      <w:r>
+        <w:rPr>
+          <w:rFonts w:asciiTheme="majorBidi" w:hAnsiTheme="majorBidi" w:cstheme="majorBidi"/>
+        </w:rPr>
+        <w:t>xr</w:t>
+      </w:r>
+      <w:proofErr w:type="spellEnd"/>
+      <w:r>
+        <w:rPr>
+          <w:rFonts w:asciiTheme="majorBidi" w:hAnsiTheme="majorBidi" w:cstheme="majorBidi"/>
+        </w:rPr>
+        <w:t xml:space="preserve"> = (xl + xu) / 2.</w:t>
       </w:r>
     </w:p>
     <w:p>
@@ -127,7 +141,21 @@
         <w:rPr>
           <w:rFonts w:asciiTheme="majorBidi" w:hAnsiTheme="majorBidi" w:cstheme="majorBidi"/>
         </w:rPr>
-        <w:t>Evaluate f(xr).</w:t>
+        <w:t>Evaluate f(</w:t>
+      </w:r>
+      <w:proofErr w:type="spellStart"/>
+      <w:r>
+        <w:rPr>
+          <w:rFonts w:asciiTheme="majorBidi" w:hAnsiTheme="majorBidi" w:cstheme="majorBidi"/>
+        </w:rPr>
+        <w:t>xr</w:t>
+      </w:r>
+      <w:proofErr w:type="spellEnd"/>
+      <w:r>
+        <w:rPr>
+          <w:rFonts w:asciiTheme="majorBidi" w:hAnsiTheme="majorBidi" w:cstheme="majorBidi"/>
+        </w:rPr>
+        <w:t>).</w:t>
       </w:r>
     </w:p>
     <w:p>
@@ -144,7 +172,35 @@
         <w:rPr>
           <w:rFonts w:asciiTheme="majorBidi" w:hAnsiTheme="majorBidi" w:cstheme="majorBidi"/>
         </w:rPr>
-        <w:t>If f(xr) = 0, xr is the root.</w:t>
+        <w:t>If f(</w:t>
+      </w:r>
+      <w:proofErr w:type="spellStart"/>
+      <w:r>
+        <w:rPr>
+          <w:rFonts w:asciiTheme="majorBidi" w:hAnsiTheme="majorBidi" w:cstheme="majorBidi"/>
+        </w:rPr>
+        <w:t>xr</w:t>
+      </w:r>
+      <w:proofErr w:type="spellEnd"/>
+      <w:r>
+        <w:rPr>
+          <w:rFonts w:asciiTheme="majorBidi" w:hAnsiTheme="majorBidi" w:cstheme="majorBidi"/>
+        </w:rPr>
+        <w:t xml:space="preserve">) = 0, </w:t>
+      </w:r>
+      <w:proofErr w:type="spellStart"/>
+      <w:r>
+        <w:rPr>
+          <w:rFonts w:asciiTheme="majorBidi" w:hAnsiTheme="majorBidi" w:cstheme="majorBidi"/>
+        </w:rPr>
+        <w:t>xr</w:t>
+      </w:r>
+      <w:proofErr w:type="spellEnd"/>
+      <w:r>
+        <w:rPr>
+          <w:rFonts w:asciiTheme="majorBidi" w:hAnsiTheme="majorBidi" w:cstheme="majorBidi"/>
+        </w:rPr>
+        <w:t xml:space="preserve"> is the root.</w:t>
       </w:r>
     </w:p>
     <w:p>
@@ -161,7 +217,49 @@
         <w:rPr>
           <w:rFonts w:asciiTheme="majorBidi" w:hAnsiTheme="majorBidi" w:cstheme="majorBidi"/>
         </w:rPr>
-        <w:t>If f(xl) * f(xr) &lt; 0, the root lies in [xl, xr]. Set xu = xr.</w:t>
+        <w:t>If f(xl) * f(</w:t>
+      </w:r>
+      <w:proofErr w:type="spellStart"/>
+      <w:r>
+        <w:rPr>
+          <w:rFonts w:asciiTheme="majorBidi" w:hAnsiTheme="majorBidi" w:cstheme="majorBidi"/>
+        </w:rPr>
+        <w:t>xr</w:t>
+      </w:r>
+      <w:proofErr w:type="spellEnd"/>
+      <w:r>
+        <w:rPr>
+          <w:rFonts w:asciiTheme="majorBidi" w:hAnsiTheme="majorBidi" w:cstheme="majorBidi"/>
+        </w:rPr>
+        <w:t xml:space="preserve">) &lt; 0, the root lies in [xl, </w:t>
+      </w:r>
+      <w:proofErr w:type="spellStart"/>
+      <w:r>
+        <w:rPr>
+          <w:rFonts w:asciiTheme="majorBidi" w:hAnsiTheme="majorBidi" w:cstheme="majorBidi"/>
+        </w:rPr>
+        <w:t>xr</w:t>
+      </w:r>
+      <w:proofErr w:type="spellEnd"/>
+      <w:r>
+        <w:rPr>
+          <w:rFonts w:asciiTheme="majorBidi" w:hAnsiTheme="majorBidi" w:cstheme="majorBidi"/>
+        </w:rPr>
+        <w:t xml:space="preserve">]. Set xu = </w:t>
+      </w:r>
+      <w:proofErr w:type="spellStart"/>
+      <w:r>
+        <w:rPr>
+          <w:rFonts w:asciiTheme="majorBidi" w:hAnsiTheme="majorBidi" w:cstheme="majorBidi"/>
+        </w:rPr>
+        <w:t>xr</w:t>
+      </w:r>
+      <w:proofErr w:type="spellEnd"/>
+      <w:r>
+        <w:rPr>
+          <w:rFonts w:asciiTheme="majorBidi" w:hAnsiTheme="majorBidi" w:cstheme="majorBidi"/>
+        </w:rPr>
+        <w:t>.</w:t>
       </w:r>
     </w:p>
     <w:p>
@@ -178,7 +276,49 @@
         <w:rPr>
           <w:rFonts w:asciiTheme="majorBidi" w:hAnsiTheme="majorBidi" w:cstheme="majorBidi"/>
         </w:rPr>
-        <w:t>If f(xl) * f(xr) &gt; 0, the root lies in [xr, xu]. Set xl = xr.</w:t>
+        <w:t>If f(xl) * f(</w:t>
+      </w:r>
+      <w:proofErr w:type="spellStart"/>
+      <w:r>
+        <w:rPr>
+          <w:rFonts w:asciiTheme="majorBidi" w:hAnsiTheme="majorBidi" w:cstheme="majorBidi"/>
+        </w:rPr>
+        <w:t>xr</w:t>
+      </w:r>
+      <w:proofErr w:type="spellEnd"/>
+      <w:r>
+        <w:rPr>
+          <w:rFonts w:asciiTheme="majorBidi" w:hAnsiTheme="majorBidi" w:cstheme="majorBidi"/>
+        </w:rPr>
+        <w:t>) &gt; 0, the root lies in [</w:t>
+      </w:r>
+      <w:proofErr w:type="spellStart"/>
+      <w:r>
+        <w:rPr>
+          <w:rFonts w:asciiTheme="majorBidi" w:hAnsiTheme="majorBidi" w:cstheme="majorBidi"/>
+        </w:rPr>
+        <w:t>xr</w:t>
+      </w:r>
+      <w:proofErr w:type="spellEnd"/>
+      <w:r>
+        <w:rPr>
+          <w:rFonts w:asciiTheme="majorBidi" w:hAnsiTheme="majorBidi" w:cstheme="majorBidi"/>
+        </w:rPr>
+        <w:t xml:space="preserve">, xu]. Set xl = </w:t>
+      </w:r>
+      <w:proofErr w:type="spellStart"/>
+      <w:r>
+        <w:rPr>
+          <w:rFonts w:asciiTheme="majorBidi" w:hAnsiTheme="majorBidi" w:cstheme="majorBidi"/>
+        </w:rPr>
+        <w:t>xr</w:t>
+      </w:r>
+      <w:proofErr w:type="spellEnd"/>
+      <w:r>
+        <w:rPr>
+          <w:rFonts w:asciiTheme="majorBidi" w:hAnsiTheme="majorBidi" w:cstheme="majorBidi"/>
+        </w:rPr>
+        <w:t>.</w:t>
       </w:r>
     </w:p>
     <w:p>
@@ -210,34 +350,27 @@
         </w:rPr>
         <w:t>The method is simple and reliable, but convergence is linear and may require many iterations for high precision.</w:t>
       </w:r>
-    </w:p>
-    <w:p>
-      <w:pPr>
-        <w:rPr>
-          <w:rFonts w:asciiTheme="majorBidi" w:hAnsiTheme="majorBidi" w:cstheme="majorBidi"/>
-          <w:b/>
-          <w:bCs/>
-        </w:rPr>
-      </w:pPr>
-    </w:p>
-    <w:p>
-      <w:pPr>
-        <w:rPr>
-          <w:rFonts w:asciiTheme="majorBidi" w:hAnsiTheme="majorBidi" w:cstheme="majorBidi"/>
-          <w:b/>
-          <w:bCs/>
-          <w:sz w:val="24"/>
-          <w:szCs w:val="24"/>
-          <w:lang w:val="en-US"/>
-        </w:rPr>
-      </w:pPr>
-      <w:r>
-        <w:rPr>
-          <w:rFonts w:asciiTheme="majorBidi" w:hAnsiTheme="majorBidi" w:cstheme="majorBidi"/>
-          <w:b/>
-          <w:bCs/>
-          <w:sz w:val="24"/>
-          <w:szCs w:val="24"/>
+      <w:r>
+        <w:rPr>
+          <w:rFonts w:asciiTheme="majorBidi" w:hAnsiTheme="majorBidi" w:cstheme="majorBidi"/>
+        </w:rPr>
+        <w:br/>
+      </w:r>
+    </w:p>
+    <w:p>
+      <w:pPr>
+        <w:rPr>
+          <w:rFonts w:asciiTheme="majorBidi" w:hAnsiTheme="majorBidi" w:cstheme="majorBidi"/>
+          <w:b/>
+          <w:bCs/>
+          <w:lang w:val="en-US"/>
+        </w:rPr>
+      </w:pPr>
+      <w:r>
+        <w:rPr>
+          <w:rFonts w:asciiTheme="majorBidi" w:hAnsiTheme="majorBidi" w:cstheme="majorBidi"/>
+          <w:b/>
+          <w:bCs/>
           <w:lang w:val="en-US"/>
         </w:rPr>
         <w:t xml:space="preserve">Code: </w:t>
@@ -257,6 +390,7 @@
           <w:rFonts w:asciiTheme="majorBidi" w:hAnsiTheme="majorBidi" w:cstheme="majorBidi"/>
           <w:b/>
           <w:bCs/>
+          <w:noProof/>
           <w:lang w:val="en-US"/>
         </w:rPr>
         <w:drawing>
@@ -310,6 +444,7 @@
           <w:rFonts w:asciiTheme="majorBidi" w:hAnsiTheme="majorBidi" w:cstheme="majorBidi"/>
           <w:b/>
           <w:bCs/>
+          <w:noProof/>
           <w:lang w:val="en-US"/>
         </w:rPr>
         <w:lastRenderedPageBreak/>
@@ -366,18 +501,14 @@
           <w:rFonts w:asciiTheme="majorBidi" w:hAnsiTheme="majorBidi" w:cstheme="majorBidi"/>
           <w:b/>
           <w:bCs/>
-          <w:sz w:val="24"/>
-          <w:szCs w:val="24"/>
-          <w:lang w:val="en-US"/>
-        </w:rPr>
-      </w:pPr>
-      <w:r>
-        <w:rPr>
-          <w:rFonts w:asciiTheme="majorBidi" w:hAnsiTheme="majorBidi" w:cstheme="majorBidi"/>
-          <w:b/>
-          <w:bCs/>
-          <w:sz w:val="24"/>
-          <w:szCs w:val="24"/>
+          <w:lang w:val="en-US"/>
+        </w:rPr>
+      </w:pPr>
+      <w:r>
+        <w:rPr>
+          <w:rFonts w:asciiTheme="majorBidi" w:hAnsiTheme="majorBidi" w:cstheme="majorBidi"/>
+          <w:b/>
+          <w:bCs/>
           <w:lang w:val="en-US"/>
         </w:rPr>
         <w:t xml:space="preserve">Output: </w:t>
@@ -397,6 +528,7 @@
           <w:rFonts w:asciiTheme="majorBidi" w:hAnsiTheme="majorBidi" w:cstheme="majorBidi"/>
           <w:b/>
           <w:bCs/>
+          <w:noProof/>
           <w:lang w:val="en-US"/>
         </w:rPr>
         <w:drawing>
@@ -452,18 +584,14 @@
           <w:rFonts w:asciiTheme="majorBidi" w:hAnsiTheme="majorBidi" w:cstheme="majorBidi"/>
           <w:b/>
           <w:bCs/>
-          <w:sz w:val="24"/>
-          <w:szCs w:val="24"/>
-          <w:lang w:val="en-US"/>
-        </w:rPr>
-      </w:pPr>
-      <w:r>
-        <w:rPr>
-          <w:rFonts w:asciiTheme="majorBidi" w:hAnsiTheme="majorBidi" w:cstheme="majorBidi"/>
-          <w:b/>
-          <w:bCs/>
-          <w:sz w:val="24"/>
-          <w:szCs w:val="24"/>
+          <w:lang w:val="en-US"/>
+        </w:rPr>
+      </w:pPr>
+      <w:r>
+        <w:rPr>
+          <w:rFonts w:asciiTheme="majorBidi" w:hAnsiTheme="majorBidi" w:cstheme="majorBidi"/>
+          <w:b/>
+          <w:bCs/>
           <w:lang w:val="en-US"/>
         </w:rPr>
         <w:t>Conclusion:</w:t>
@@ -516,7 +644,43 @@
           <w:lang w:eastAsia="en-GB" w:bidi="bn-IN"/>
           <w14:ligatures w14:val="none"/>
         </w:rPr>
-        <w:t>The approximate root is xr ≈ 2.000, and f(xr) ≈ 0, confirming accuracy.</w:t>
+        <w:t xml:space="preserve">The approximate root is </w:t>
+      </w:r>
+      <w:proofErr w:type="spellStart"/>
+      <w:r>
+        <w:rPr>
+          <w:rFonts w:ascii="Times New Roman" w:eastAsia="Times New Roman" w:hAnsi="Times New Roman" w:cs="Times New Roman"/>
+          <w:lang w:eastAsia="en-GB" w:bidi="bn-IN"/>
+          <w14:ligatures w14:val="none"/>
+        </w:rPr>
+        <w:t>xr</w:t>
+      </w:r>
+      <w:proofErr w:type="spellEnd"/>
+      <w:r>
+        <w:rPr>
+          <w:rFonts w:ascii="Times New Roman" w:eastAsia="Times New Roman" w:hAnsi="Times New Roman" w:cs="Times New Roman"/>
+          <w:lang w:eastAsia="en-GB" w:bidi="bn-IN"/>
+          <w14:ligatures w14:val="none"/>
+        </w:rPr>
+        <w:t xml:space="preserve"> ≈ 2.000, and f(</w:t>
+      </w:r>
+      <w:proofErr w:type="spellStart"/>
+      <w:r>
+        <w:rPr>
+          <w:rFonts w:ascii="Times New Roman" w:eastAsia="Times New Roman" w:hAnsi="Times New Roman" w:cs="Times New Roman"/>
+          <w:lang w:eastAsia="en-GB" w:bidi="bn-IN"/>
+          <w14:ligatures w14:val="none"/>
+        </w:rPr>
+        <w:t>xr</w:t>
+      </w:r>
+      <w:proofErr w:type="spellEnd"/>
+      <w:r>
+        <w:rPr>
+          <w:rFonts w:ascii="Times New Roman" w:eastAsia="Times New Roman" w:hAnsi="Times New Roman" w:cs="Times New Roman"/>
+          <w:lang w:eastAsia="en-GB" w:bidi="bn-IN"/>
+          <w14:ligatures w14:val="none"/>
+        </w:rPr>
+        <w:t>) ≈ 0, confirming accuracy.</w:t>
       </w:r>
     </w:p>
     <w:p>
@@ -588,75 +752,96 @@
     </w:p>
     <w:p>
       <w:pPr>
-        <w:rPr>
-          <w:rFonts w:asciiTheme="majorBidi" w:hAnsiTheme="majorBidi" w:cstheme="majorBidi"/>
-          <w:b/>
-          <w:bCs/>
-          <w:sz w:val="28"/>
-          <w:szCs w:val="28"/>
-          <w:lang w:val="en-US"/>
-        </w:rPr>
-      </w:pPr>
-      <w:r>
-        <w:rPr>
-          <w:rFonts w:asciiTheme="majorBidi" w:hAnsiTheme="majorBidi" w:cstheme="majorBidi"/>
-          <w:b/>
-          <w:bCs/>
-          <w:sz w:val="28"/>
-          <w:szCs w:val="28"/>
-          <w:lang w:val="en-US"/>
-        </w:rPr>
-        <w:lastRenderedPageBreak/>
-        <w:t xml:space="preserve">Problem: </w:t>
-      </w:r>
-      <w:r>
-        <w:rPr>
-          <w:rFonts w:asciiTheme="majorBidi" w:hAnsiTheme="majorBidi" w:cstheme="majorBidi"/>
-          <w:sz w:val="28"/>
-          <w:szCs w:val="28"/>
-        </w:rPr>
-        <w:t>False Position</w:t>
-      </w:r>
-      <w:r>
-        <w:rPr>
-          <w:rFonts w:asciiTheme="majorBidi" w:hAnsiTheme="majorBidi" w:cstheme="majorBidi"/>
-          <w:sz w:val="28"/>
-          <w:szCs w:val="28"/>
-        </w:rPr>
-        <w:t xml:space="preserve"> Method</w:t>
-      </w:r>
-    </w:p>
-    <w:p>
-      <w:pPr>
-        <w:rPr>
-          <w:rFonts w:asciiTheme="majorBidi" w:hAnsiTheme="majorBidi" w:cstheme="majorBidi"/>
-        </w:rPr>
-      </w:pPr>
-      <w:r>
-        <w:rPr>
-          <w:rFonts w:asciiTheme="majorBidi" w:hAnsiTheme="majorBidi" w:cstheme="majorBidi"/>
-          <w:b/>
-          <w:bCs/>
+        <w:jc w:val="left"/>
+        <w:rPr>
+          <w:rFonts w:asciiTheme="majorBidi" w:hAnsiTheme="majorBidi" w:cstheme="majorBidi"/>
           <w:sz w:val="24"/>
           <w:szCs w:val="24"/>
           <w:lang w:val="en-US"/>
         </w:rPr>
+      </w:pPr>
+      <w:r>
+        <w:rPr>
+          <w:rFonts w:asciiTheme="majorBidi" w:hAnsiTheme="majorBidi" w:cstheme="majorBidi"/>
+          <w:b/>
+          <w:bCs/>
+          <w:lang w:val="en-US"/>
+        </w:rPr>
+        <w:lastRenderedPageBreak/>
+        <w:t xml:space="preserve">Experiment No. </w:t>
+      </w:r>
+      <w:r>
+        <w:rPr>
+          <w:rFonts w:asciiTheme="majorBidi" w:hAnsiTheme="majorBidi" w:cstheme="majorBidi"/>
+          <w:lang w:val="en-US"/>
+        </w:rPr>
+        <w:t>03</w:t>
+      </w:r>
+      <w:r>
+        <w:rPr>
+          <w:rFonts w:asciiTheme="majorBidi" w:hAnsiTheme="majorBidi" w:cstheme="majorBidi"/>
+          <w:b/>
+          <w:bCs/>
+          <w:lang w:val="en-US"/>
+        </w:rPr>
+        <w:br/>
+        <w:t xml:space="preserve">Experiment Name: </w:t>
+      </w:r>
+      <w:r>
+        <w:rPr>
+          <w:rFonts w:asciiTheme="majorBidi" w:hAnsiTheme="majorBidi" w:cstheme="majorBidi"/>
+          <w:lang w:val="en-US"/>
+        </w:rPr>
+        <w:t>Implementation of False Position Method for Solving Non-Linear Equations</w:t>
+      </w:r>
+      <w:r>
+        <w:rPr>
+          <w:rFonts w:asciiTheme="majorBidi" w:hAnsiTheme="majorBidi" w:cstheme="majorBidi"/>
+          <w:b/>
+          <w:bCs/>
+          <w:sz w:val="24"/>
+          <w:szCs w:val="24"/>
+          <w:lang w:val="en-US"/>
+        </w:rPr>
+        <w:br/>
+      </w:r>
+      <w:r>
+        <w:rPr>
+          <w:rFonts w:asciiTheme="majorBidi" w:hAnsiTheme="majorBidi" w:cstheme="majorBidi"/>
+          <w:b/>
+          <w:bCs/>
+          <w:lang w:val="en-US"/>
+        </w:rPr>
+        <w:br/>
+      </w:r>
+      <w:r>
+        <w:rPr>
+          <w:rFonts w:asciiTheme="majorBidi" w:hAnsiTheme="majorBidi" w:cstheme="majorBidi"/>
+          <w:b/>
+          <w:bCs/>
+          <w:lang w:val="en-US"/>
+        </w:rPr>
         <w:t xml:space="preserve">Theory: </w:t>
       </w:r>
       <w:r>
         <w:rPr>
           <w:rFonts w:asciiTheme="majorBidi" w:hAnsiTheme="majorBidi" w:cstheme="majorBidi"/>
-          <w:b/>
-          <w:bCs/>
-          <w:lang w:val="en-US"/>
-        </w:rPr>
-        <w:br/>
-      </w:r>
-      <w:r>
-        <w:rPr>
-          <w:rFonts w:asciiTheme="majorBidi" w:hAnsiTheme="majorBidi" w:cstheme="majorBidi"/>
-        </w:rPr>
-        <w:t>The False Position Method (Regula Falsi) is a numerical technique to find roots of a continuous function f(x). Like the Bisection Method, it requires an interval [xl, xu] such that f(xl) * f(xu) &lt; 0, which guarantees at least one root in that interval.</w:t>
+        </w:rPr>
+        <w:t xml:space="preserve">The False Position Method (Regula </w:t>
+      </w:r>
+      <w:proofErr w:type="spellStart"/>
+      <w:r>
+        <w:rPr>
+          <w:rFonts w:asciiTheme="majorBidi" w:hAnsiTheme="majorBidi" w:cstheme="majorBidi"/>
+        </w:rPr>
+        <w:t>Falsi</w:t>
+      </w:r>
+      <w:proofErr w:type="spellEnd"/>
+      <w:r>
+        <w:rPr>
+          <w:rFonts w:asciiTheme="majorBidi" w:hAnsiTheme="majorBidi" w:cstheme="majorBidi"/>
+        </w:rPr>
+        <w:t>) is a numerical technique to find roots of a continuous function f(x). Like the Bisection Method, it requires an interval [xl, xu] such that f(xl) * f(xu) &lt; 0, which guarantees at least one root in that interval.</w:t>
       </w:r>
     </w:p>
     <w:p>
@@ -678,11 +863,19 @@
           <w:rFonts w:asciiTheme="majorBidi" w:hAnsiTheme="majorBidi" w:cstheme="majorBidi"/>
         </w:rPr>
       </w:pPr>
-      <w:r>
-        <w:rPr>
-          <w:rFonts w:asciiTheme="majorBidi" w:hAnsiTheme="majorBidi" w:cstheme="majorBidi"/>
-        </w:rPr>
-        <w:t>xr = xu - (f(xu) * (xl - xu)) / (f(xl) - f(xu))</w:t>
+      <w:proofErr w:type="spellStart"/>
+      <w:r>
+        <w:rPr>
+          <w:rFonts w:asciiTheme="majorBidi" w:hAnsiTheme="majorBidi" w:cstheme="majorBidi"/>
+        </w:rPr>
+        <w:t>xr</w:t>
+      </w:r>
+      <w:proofErr w:type="spellEnd"/>
+      <w:r>
+        <w:rPr>
+          <w:rFonts w:asciiTheme="majorBidi" w:hAnsiTheme="majorBidi" w:cstheme="majorBidi"/>
+        </w:rPr>
+        <w:t xml:space="preserve"> = xu - (f(xu) * (xl - xu)) / (f(xl) - f(xu))</w:t>
       </w:r>
     </w:p>
     <w:p>
@@ -731,7 +924,21 @@
         <w:rPr>
           <w:rFonts w:asciiTheme="majorBidi" w:hAnsiTheme="majorBidi" w:cstheme="majorBidi"/>
         </w:rPr>
-        <w:t>Compute xr using the formula above.</w:t>
+        <w:t xml:space="preserve">Compute </w:t>
+      </w:r>
+      <w:proofErr w:type="spellStart"/>
+      <w:r>
+        <w:rPr>
+          <w:rFonts w:asciiTheme="majorBidi" w:hAnsiTheme="majorBidi" w:cstheme="majorBidi"/>
+        </w:rPr>
+        <w:t>xr</w:t>
+      </w:r>
+      <w:proofErr w:type="spellEnd"/>
+      <w:r>
+        <w:rPr>
+          <w:rFonts w:asciiTheme="majorBidi" w:hAnsiTheme="majorBidi" w:cstheme="majorBidi"/>
+        </w:rPr>
+        <w:t xml:space="preserve"> using the formula above.</w:t>
       </w:r>
     </w:p>
     <w:p>
@@ -748,7 +955,21 @@
         <w:rPr>
           <w:rFonts w:asciiTheme="majorBidi" w:hAnsiTheme="majorBidi" w:cstheme="majorBidi"/>
         </w:rPr>
-        <w:t>Evaluate f(xr).</w:t>
+        <w:t>Evaluate f(</w:t>
+      </w:r>
+      <w:proofErr w:type="spellStart"/>
+      <w:r>
+        <w:rPr>
+          <w:rFonts w:asciiTheme="majorBidi" w:hAnsiTheme="majorBidi" w:cstheme="majorBidi"/>
+        </w:rPr>
+        <w:t>xr</w:t>
+      </w:r>
+      <w:proofErr w:type="spellEnd"/>
+      <w:r>
+        <w:rPr>
+          <w:rFonts w:asciiTheme="majorBidi" w:hAnsiTheme="majorBidi" w:cstheme="majorBidi"/>
+        </w:rPr>
+        <w:t>).</w:t>
       </w:r>
     </w:p>
     <w:p>
@@ -765,7 +986,35 @@
         <w:rPr>
           <w:rFonts w:asciiTheme="majorBidi" w:hAnsiTheme="majorBidi" w:cstheme="majorBidi"/>
         </w:rPr>
-        <w:t>If f(xr) = 0, xr is the root.</w:t>
+        <w:t>If f(</w:t>
+      </w:r>
+      <w:proofErr w:type="spellStart"/>
+      <w:r>
+        <w:rPr>
+          <w:rFonts w:asciiTheme="majorBidi" w:hAnsiTheme="majorBidi" w:cstheme="majorBidi"/>
+        </w:rPr>
+        <w:t>xr</w:t>
+      </w:r>
+      <w:proofErr w:type="spellEnd"/>
+      <w:r>
+        <w:rPr>
+          <w:rFonts w:asciiTheme="majorBidi" w:hAnsiTheme="majorBidi" w:cstheme="majorBidi"/>
+        </w:rPr>
+        <w:t xml:space="preserve">) = 0, </w:t>
+      </w:r>
+      <w:proofErr w:type="spellStart"/>
+      <w:r>
+        <w:rPr>
+          <w:rFonts w:asciiTheme="majorBidi" w:hAnsiTheme="majorBidi" w:cstheme="majorBidi"/>
+        </w:rPr>
+        <w:t>xr</w:t>
+      </w:r>
+      <w:proofErr w:type="spellEnd"/>
+      <w:r>
+        <w:rPr>
+          <w:rFonts w:asciiTheme="majorBidi" w:hAnsiTheme="majorBidi" w:cstheme="majorBidi"/>
+        </w:rPr>
+        <w:t xml:space="preserve"> is the root.</w:t>
       </w:r>
     </w:p>
     <w:p>
@@ -782,7 +1031,35 @@
         <w:rPr>
           <w:rFonts w:asciiTheme="majorBidi" w:hAnsiTheme="majorBidi" w:cstheme="majorBidi"/>
         </w:rPr>
-        <w:t>If f(xl) * f(xr) &lt; 0, set xu = xr.</w:t>
+        <w:t>If f(xl) * f(</w:t>
+      </w:r>
+      <w:proofErr w:type="spellStart"/>
+      <w:r>
+        <w:rPr>
+          <w:rFonts w:asciiTheme="majorBidi" w:hAnsiTheme="majorBidi" w:cstheme="majorBidi"/>
+        </w:rPr>
+        <w:t>xr</w:t>
+      </w:r>
+      <w:proofErr w:type="spellEnd"/>
+      <w:r>
+        <w:rPr>
+          <w:rFonts w:asciiTheme="majorBidi" w:hAnsiTheme="majorBidi" w:cstheme="majorBidi"/>
+        </w:rPr>
+        <w:t xml:space="preserve">) &lt; 0, set xu = </w:t>
+      </w:r>
+      <w:proofErr w:type="spellStart"/>
+      <w:r>
+        <w:rPr>
+          <w:rFonts w:asciiTheme="majorBidi" w:hAnsiTheme="majorBidi" w:cstheme="majorBidi"/>
+        </w:rPr>
+        <w:t>xr</w:t>
+      </w:r>
+      <w:proofErr w:type="spellEnd"/>
+      <w:r>
+        <w:rPr>
+          <w:rFonts w:asciiTheme="majorBidi" w:hAnsiTheme="majorBidi" w:cstheme="majorBidi"/>
+        </w:rPr>
+        <w:t>.</w:t>
       </w:r>
     </w:p>
     <w:p>
@@ -799,7 +1076,35 @@
         <w:rPr>
           <w:rFonts w:asciiTheme="majorBidi" w:hAnsiTheme="majorBidi" w:cstheme="majorBidi"/>
         </w:rPr>
-        <w:t>If f(xl) * f(xr) &gt; 0, set xl = xr.</w:t>
+        <w:t>If f(xl) * f(</w:t>
+      </w:r>
+      <w:proofErr w:type="spellStart"/>
+      <w:r>
+        <w:rPr>
+          <w:rFonts w:asciiTheme="majorBidi" w:hAnsiTheme="majorBidi" w:cstheme="majorBidi"/>
+        </w:rPr>
+        <w:t>xr</w:t>
+      </w:r>
+      <w:proofErr w:type="spellEnd"/>
+      <w:r>
+        <w:rPr>
+          <w:rFonts w:asciiTheme="majorBidi" w:hAnsiTheme="majorBidi" w:cstheme="majorBidi"/>
+        </w:rPr>
+        <w:t xml:space="preserve">) &gt; 0, set xl = </w:t>
+      </w:r>
+      <w:proofErr w:type="spellStart"/>
+      <w:r>
+        <w:rPr>
+          <w:rFonts w:asciiTheme="majorBidi" w:hAnsiTheme="majorBidi" w:cstheme="majorBidi"/>
+        </w:rPr>
+        <w:t>xr</w:t>
+      </w:r>
+      <w:proofErr w:type="spellEnd"/>
+      <w:r>
+        <w:rPr>
+          <w:rFonts w:asciiTheme="majorBidi" w:hAnsiTheme="majorBidi" w:cstheme="majorBidi"/>
+        </w:rPr>
+        <w:t>.</w:t>
       </w:r>
     </w:p>
     <w:p>
@@ -847,18 +1152,14 @@
           <w:rFonts w:asciiTheme="majorBidi" w:hAnsiTheme="majorBidi" w:cstheme="majorBidi"/>
           <w:b/>
           <w:bCs/>
-          <w:sz w:val="24"/>
-          <w:szCs w:val="24"/>
-          <w:lang w:val="en-US"/>
-        </w:rPr>
-      </w:pPr>
-      <w:r>
-        <w:rPr>
-          <w:rFonts w:asciiTheme="majorBidi" w:hAnsiTheme="majorBidi" w:cstheme="majorBidi"/>
-          <w:b/>
-          <w:bCs/>
-          <w:sz w:val="24"/>
-          <w:szCs w:val="24"/>
+          <w:lang w:val="en-US"/>
+        </w:rPr>
+      </w:pPr>
+      <w:r>
+        <w:rPr>
+          <w:rFonts w:asciiTheme="majorBidi" w:hAnsiTheme="majorBidi" w:cstheme="majorBidi"/>
+          <w:b/>
+          <w:bCs/>
           <w:lang w:val="en-US"/>
         </w:rPr>
         <w:t xml:space="preserve">Code: </w:t>
@@ -878,6 +1179,7 @@
           <w:rFonts w:asciiTheme="majorBidi" w:hAnsiTheme="majorBidi" w:cstheme="majorBidi"/>
           <w:b/>
           <w:bCs/>
+          <w:noProof/>
           <w:lang w:val="en-US"/>
         </w:rPr>
         <w:drawing>
@@ -931,6 +1233,7 @@
           <w:rFonts w:asciiTheme="majorBidi" w:hAnsiTheme="majorBidi" w:cstheme="majorBidi"/>
           <w:b/>
           <w:bCs/>
+          <w:noProof/>
           <w:lang w:val="en-US"/>
         </w:rPr>
         <w:lastRenderedPageBreak/>
@@ -987,18 +1290,14 @@
           <w:rFonts w:asciiTheme="majorBidi" w:hAnsiTheme="majorBidi" w:cstheme="majorBidi"/>
           <w:b/>
           <w:bCs/>
-          <w:sz w:val="24"/>
-          <w:szCs w:val="24"/>
-          <w:lang w:val="en-US"/>
-        </w:rPr>
-      </w:pPr>
-      <w:r>
-        <w:rPr>
-          <w:rFonts w:asciiTheme="majorBidi" w:hAnsiTheme="majorBidi" w:cstheme="majorBidi"/>
-          <w:b/>
-          <w:bCs/>
-          <w:sz w:val="24"/>
-          <w:szCs w:val="24"/>
+          <w:lang w:val="en-US"/>
+        </w:rPr>
+      </w:pPr>
+      <w:r>
+        <w:rPr>
+          <w:rFonts w:asciiTheme="majorBidi" w:hAnsiTheme="majorBidi" w:cstheme="majorBidi"/>
+          <w:b/>
+          <w:bCs/>
           <w:lang w:val="en-US"/>
         </w:rPr>
         <w:t xml:space="preserve">Output: </w:t>
@@ -1018,6 +1317,7 @@
           <w:rFonts w:asciiTheme="majorBidi" w:hAnsiTheme="majorBidi" w:cstheme="majorBidi"/>
           <w:b/>
           <w:bCs/>
+          <w:noProof/>
           <w:lang w:val="en-US"/>
         </w:rPr>
         <w:drawing>
@@ -1073,18 +1373,14 @@
           <w:rFonts w:asciiTheme="majorBidi" w:hAnsiTheme="majorBidi" w:cstheme="majorBidi"/>
           <w:b/>
           <w:bCs/>
-          <w:sz w:val="24"/>
-          <w:szCs w:val="24"/>
-          <w:lang w:val="en-US"/>
-        </w:rPr>
-      </w:pPr>
-      <w:r>
-        <w:rPr>
-          <w:rFonts w:asciiTheme="majorBidi" w:hAnsiTheme="majorBidi" w:cstheme="majorBidi"/>
-          <w:b/>
-          <w:bCs/>
-          <w:sz w:val="24"/>
-          <w:szCs w:val="24"/>
+          <w:lang w:val="en-US"/>
+        </w:rPr>
+      </w:pPr>
+      <w:r>
+        <w:rPr>
+          <w:rFonts w:asciiTheme="majorBidi" w:hAnsiTheme="majorBidi" w:cstheme="majorBidi"/>
+          <w:b/>
+          <w:bCs/>
           <w:lang w:val="en-US"/>
         </w:rPr>
         <w:t>Conclusion:</w:t>
@@ -1123,7 +1419,35 @@
         <w:rPr>
           <w:rFonts w:asciiTheme="majorBidi" w:hAnsiTheme="majorBidi" w:cstheme="majorBidi"/>
         </w:rPr>
-        <w:t>The approximate root is xr ≈ 2.000, and f(xr) ≈ 0, confirming accuracy.</w:t>
+        <w:t xml:space="preserve">The approximate root is </w:t>
+      </w:r>
+      <w:proofErr w:type="spellStart"/>
+      <w:r>
+        <w:rPr>
+          <w:rFonts w:asciiTheme="majorBidi" w:hAnsiTheme="majorBidi" w:cstheme="majorBidi"/>
+        </w:rPr>
+        <w:t>xr</w:t>
+      </w:r>
+      <w:proofErr w:type="spellEnd"/>
+      <w:r>
+        <w:rPr>
+          <w:rFonts w:asciiTheme="majorBidi" w:hAnsiTheme="majorBidi" w:cstheme="majorBidi"/>
+        </w:rPr>
+        <w:t xml:space="preserve"> ≈ 2.000, and f(</w:t>
+      </w:r>
+      <w:proofErr w:type="spellStart"/>
+      <w:r>
+        <w:rPr>
+          <w:rFonts w:asciiTheme="majorBidi" w:hAnsiTheme="majorBidi" w:cstheme="majorBidi"/>
+        </w:rPr>
+        <w:t>xr</w:t>
+      </w:r>
+      <w:proofErr w:type="spellEnd"/>
+      <w:r>
+        <w:rPr>
+          <w:rFonts w:asciiTheme="majorBidi" w:hAnsiTheme="majorBidi" w:cstheme="majorBidi"/>
+        </w:rPr>
+        <w:t>) ≈ 0, confirming accuracy.</w:t>
       </w:r>
     </w:p>
     <w:p>
@@ -2450,6 +2774,7 @@
   <w:style w:type="paragraph" w:default="1" w:styleId="Normal">
     <w:name w:val="Normal"/>
     <w:qFormat/>
+    <w:rsid w:val="00B54081"/>
     <w:pPr>
       <w:widowControl w:val="0"/>
       <w:jc w:val="both"/>
@@ -2660,6 +2985,7 @@
   <w:style w:type="character" w:default="1" w:styleId="DefaultParagraphFont">
     <w:name w:val="Default Paragraph Font"/>
     <w:uiPriority w:val="1"/>
+    <w:semiHidden/>
     <w:unhideWhenUsed/>
   </w:style>
   <w:style w:type="table" w:default="1" w:styleId="TableNormal">
